--- a/高中物理/高中物理同步/人教版选必2 第3章 交变电流·落选题清单（14题）.docx
+++ b/高中物理/高中物理同步/人教版选必2 第3章 交变电流·落选题清单（14题）.docx
@@ -1813,17 +1813,14 @@
         </w:rPr>
         <w:t>A．条形磁铁在图示位置，线圈中磁通量最大</w:t>
       </w:r>
-    </w:p>
-    <w:p>
-      <w:pPr>
-        <w:shd w:val="clear" w:color="auto" w:fill="auto"/>
-        <w:rPr>
-          <w:sz w:val="21"/>
-          <w:szCs w:val="21"/>
-        </w:rPr>
-        <w:spacing w:before="0" w:after="0" w:line="300" w:lineRule="auto"/>
-        <w:jc w:val="left"/>
-      </w:pPr>
+      <w:r>
+        <w:rPr>
+          <w:rFonts w:ascii="Times New Roman" w:hAnsi="Times New Roman" w:eastAsia="宋体" w:cs="Times New Roman"/>
+          <w:sz w:val="21"/>
+          <w:szCs w:val="21"/>
+        </w:rPr>
+        <w:t>；</w:t>
+      </w:r>
       <w:r>
         <w:rPr>
           <w:rFonts w:ascii="Times New Roman" w:hAnsi="Times New Roman" w:eastAsia="宋体" w:cs="Times New Roman"/>
@@ -1848,17 +1845,14 @@
         </w:rPr>
         <w:t>中电流为零</w:t>
       </w:r>
-    </w:p>
-    <w:p>
-      <w:pPr>
-        <w:shd w:val="clear" w:color="auto" w:fill="auto"/>
-        <w:rPr>
-          <w:sz w:val="21"/>
-          <w:szCs w:val="21"/>
-        </w:rPr>
-        <w:spacing w:before="0" w:after="0" w:line="300" w:lineRule="auto"/>
-        <w:jc w:val="left"/>
-      </w:pPr>
+      <w:r>
+        <w:rPr>
+          <w:rFonts w:ascii="Times New Roman" w:hAnsi="Times New Roman" w:eastAsia="宋体" w:cs="Times New Roman"/>
+          <w:sz w:val="21"/>
+          <w:szCs w:val="21"/>
+        </w:rPr>
+        <w:t>；</w:t>
+      </w:r>
       <w:r>
         <w:rPr>
           <w:rFonts w:ascii="Times New Roman" w:hAnsi="Times New Roman" w:eastAsia="宋体" w:cs="Times New Roman"/>
@@ -1929,17 +1923,14 @@
           <m:t>b</m:t>
         </m:r>
       </m:oMath>
-    </w:p>
-    <w:p>
-      <w:pPr>
-        <w:shd w:val="clear" w:color="auto" w:fill="auto"/>
-        <w:rPr>
-          <w:sz w:val="21"/>
-          <w:szCs w:val="21"/>
-        </w:rPr>
-        <w:spacing w:before="0" w:after="0" w:line="300" w:lineRule="auto"/>
-        <w:jc w:val="left"/>
-      </w:pPr>
+      <w:r>
+        <w:rPr>
+          <w:rFonts w:ascii="Times New Roman" w:hAnsi="Times New Roman" w:eastAsia="宋体" w:cs="Times New Roman"/>
+          <w:sz w:val="21"/>
+          <w:szCs w:val="21"/>
+        </w:rPr>
+        <w:t>；</w:t>
+      </w:r>
       <w:r>
         <w:rPr>
           <w:rFonts w:ascii="Times New Roman" w:hAnsi="Times New Roman" w:eastAsia="宋体" w:cs="Times New Roman"/>
@@ -2449,17 +2440,14 @@
           <m:t>V</m:t>
         </m:r>
       </m:oMath>
-    </w:p>
-    <w:p>
-      <w:pPr>
-        <w:shd w:val="clear" w:color="auto" w:fill="auto"/>
-        <w:rPr>
-          <w:sz w:val="21"/>
-          <w:szCs w:val="21"/>
-        </w:rPr>
-        <w:spacing w:before="0" w:after="0" w:line="300" w:lineRule="auto"/>
-        <w:jc w:val="left"/>
-      </w:pPr>
+      <w:r>
+        <w:rPr>
+          <w:rFonts w:ascii="Times New Roman" w:hAnsi="Times New Roman" w:eastAsia="宋体" w:cs="Times New Roman"/>
+          <w:sz w:val="21"/>
+          <w:szCs w:val="21"/>
+        </w:rPr>
+        <w:t>；</w:t>
+      </w:r>
       <w:r>
         <w:rPr>
           <w:rFonts w:ascii="Times New Roman" w:hAnsi="Times New Roman" w:eastAsia="宋体" w:cs="Times New Roman"/>
@@ -2534,17 +2522,14 @@
           </m:e>
         </m:d>
       </m:oMath>
-    </w:p>
-    <w:p>
-      <w:pPr>
-        <w:shd w:val="clear" w:color="auto" w:fill="auto"/>
-        <w:rPr>
-          <w:sz w:val="21"/>
-          <w:szCs w:val="21"/>
-        </w:rPr>
-        <w:spacing w:before="0" w:after="0" w:line="300" w:lineRule="auto"/>
-        <w:jc w:val="left"/>
-      </w:pPr>
+      <w:r>
+        <w:rPr>
+          <w:rFonts w:ascii="Times New Roman" w:hAnsi="Times New Roman" w:eastAsia="宋体" w:cs="Times New Roman"/>
+          <w:sz w:val="21"/>
+          <w:szCs w:val="21"/>
+        </w:rPr>
+        <w:t>；</w:t>
+      </w:r>
       <w:r>
         <w:rPr>
           <w:rFonts w:ascii="Times New Roman" w:hAnsi="Times New Roman" w:eastAsia="宋体" w:cs="Times New Roman"/>
@@ -2585,17 +2570,14 @@
           <m:t>s</m:t>
         </m:r>
       </m:oMath>
-    </w:p>
-    <w:p>
-      <w:pPr>
-        <w:shd w:val="clear" w:color="auto" w:fill="auto"/>
-        <w:rPr>
-          <w:sz w:val="21"/>
-          <w:szCs w:val="21"/>
-        </w:rPr>
-        <w:spacing w:before="0" w:after="0" w:line="300" w:lineRule="auto"/>
-        <w:jc w:val="left"/>
-      </w:pPr>
+      <w:r>
+        <w:rPr>
+          <w:rFonts w:ascii="Times New Roman" w:hAnsi="Times New Roman" w:eastAsia="宋体" w:cs="Times New Roman"/>
+          <w:sz w:val="21"/>
+          <w:szCs w:val="21"/>
+        </w:rPr>
+        <w:t>；</w:t>
+      </w:r>
       <w:r>
         <w:rPr>
           <w:rFonts w:ascii="Times New Roman" w:hAnsi="Times New Roman" w:eastAsia="宋体" w:cs="Times New Roman"/>
@@ -8573,17 +8555,14 @@
         </w:rPr>
         <w:t>点电势低</w:t>
       </w:r>
-    </w:p>
-    <w:p>
-      <w:pPr>
-        <w:shd w:val="clear" w:color="auto" w:fill="auto"/>
-        <w:rPr>
-          <w:sz w:val="21"/>
-          <w:szCs w:val="21"/>
-        </w:rPr>
-        <w:spacing w:before="0" w:after="0" w:line="300" w:lineRule="auto"/>
-        <w:jc w:val="left"/>
-      </w:pPr>
+      <w:r>
+        <w:rPr>
+          <w:rFonts w:ascii="Times New Roman" w:hAnsi="Times New Roman" w:eastAsia="宋体" w:cs="Times New Roman"/>
+          <w:sz w:val="21"/>
+          <w:szCs w:val="21"/>
+        </w:rPr>
+        <w:t>；</w:t>
+      </w:r>
       <w:r>
         <w:rPr>
           <w:rFonts w:ascii="Times New Roman" w:hAnsi="Times New Roman" w:eastAsia="宋体" w:cs="Times New Roman"/>
@@ -8726,17 +8705,14 @@
           <m:t>ω</m:t>
         </m:r>
       </m:oMath>
-    </w:p>
-    <w:p>
-      <w:pPr>
-        <w:shd w:val="clear" w:color="auto" w:fill="auto"/>
-        <w:rPr>
-          <w:sz w:val="21"/>
-          <w:szCs w:val="21"/>
-        </w:rPr>
-        <w:spacing w:before="0" w:after="0" w:line="300" w:lineRule="auto"/>
-        <w:jc w:val="left"/>
-      </w:pPr>
+      <w:r>
+        <w:rPr>
+          <w:rFonts w:ascii="Times New Roman" w:hAnsi="Times New Roman" w:eastAsia="宋体" w:cs="Times New Roman"/>
+          <w:sz w:val="21"/>
+          <w:szCs w:val="21"/>
+        </w:rPr>
+        <w:t>；</w:t>
+      </w:r>
       <w:r>
         <w:rPr>
           <w:rFonts w:ascii="Times New Roman" w:hAnsi="Times New Roman" w:eastAsia="宋体" w:cs="Times New Roman"/>
@@ -8848,17 +8824,14 @@
           </m:den>
         </m:f>
       </m:oMath>
-    </w:p>
-    <w:p>
-      <w:pPr>
-        <w:shd w:val="clear" w:color="auto" w:fill="auto"/>
-        <w:rPr>
-          <w:sz w:val="21"/>
-          <w:szCs w:val="21"/>
-        </w:rPr>
-        <w:spacing w:before="0" w:after="0" w:line="300" w:lineRule="auto"/>
-        <w:jc w:val="left"/>
-      </w:pPr>
+      <w:r>
+        <w:rPr>
+          <w:rFonts w:ascii="Times New Roman" w:hAnsi="Times New Roman" w:eastAsia="宋体" w:cs="Times New Roman"/>
+          <w:sz w:val="21"/>
+          <w:szCs w:val="21"/>
+        </w:rPr>
+        <w:t>；</w:t>
+      </w:r>
       <w:r>
         <w:rPr>
           <w:rFonts w:ascii="Times New Roman" w:hAnsi="Times New Roman" w:eastAsia="宋体" w:cs="Times New Roman"/>
@@ -10337,17 +10310,14 @@
         </w:rPr>
         <w:t>B．滑片P下滑时，电压表示数变小</w:t>
       </w:r>
-    </w:p>
-    <w:p>
-      <w:pPr>
-        <w:shd w:val="clear" w:color="auto" w:fill="auto"/>
-        <w:rPr>
-          <w:sz w:val="21"/>
-          <w:szCs w:val="21"/>
-        </w:rPr>
-        <w:spacing w:before="0" w:after="0" w:line="300" w:lineRule="auto"/>
-        <w:jc w:val="left"/>
-      </w:pPr>
+      <w:r>
+        <w:rPr>
+          <w:rFonts w:ascii="Times New Roman" w:hAnsi="Times New Roman" w:eastAsia="宋体" w:cs="Times New Roman"/>
+          <w:sz w:val="21"/>
+          <w:szCs w:val="21"/>
+        </w:rPr>
+        <w:t>；</w:t>
+      </w:r>
       <w:r>
         <w:rPr>
           <w:rFonts w:ascii="Times New Roman" w:hAnsi="Times New Roman" w:eastAsia="宋体" w:cs="Times New Roman"/>
@@ -10876,17 +10846,14 @@
         </w:rPr>
         <w:t>A．变压器原、副线圈的匝数比为2:1</w:t>
       </w:r>
-    </w:p>
-    <w:p>
-      <w:pPr>
-        <w:shd w:val="clear" w:color="auto" w:fill="auto"/>
-        <w:rPr>
-          <w:sz w:val="21"/>
-          <w:szCs w:val="21"/>
-        </w:rPr>
-        <w:spacing w:before="0" w:after="0" w:line="300" w:lineRule="auto"/>
-        <w:jc w:val="left"/>
-      </w:pPr>
+      <w:r>
+        <w:rPr>
+          <w:rFonts w:ascii="Times New Roman" w:hAnsi="Times New Roman" w:eastAsia="宋体" w:cs="Times New Roman"/>
+          <w:sz w:val="21"/>
+          <w:szCs w:val="21"/>
+        </w:rPr>
+        <w:t>；</w:t>
+      </w:r>
       <w:r>
         <w:rPr>
           <w:rFonts w:ascii="Times New Roman" w:hAnsi="Times New Roman" w:eastAsia="宋体" w:cs="Times New Roman"/>
@@ -10929,17 +10896,14 @@
         </w:rPr>
         <w:t>电功率的9倍</w:t>
       </w:r>
-    </w:p>
-    <w:p>
-      <w:pPr>
-        <w:shd w:val="clear" w:color="auto" w:fill="auto"/>
-        <w:rPr>
-          <w:sz w:val="21"/>
-          <w:szCs w:val="21"/>
-        </w:rPr>
-        <w:spacing w:before="0" w:after="0" w:line="300" w:lineRule="auto"/>
-        <w:jc w:val="left"/>
-      </w:pPr>
+      <w:r>
+        <w:rPr>
+          <w:rFonts w:ascii="Times New Roman" w:hAnsi="Times New Roman" w:eastAsia="宋体" w:cs="Times New Roman"/>
+          <w:sz w:val="21"/>
+          <w:szCs w:val="21"/>
+        </w:rPr>
+        <w:t>；</w:t>
+      </w:r>
       <w:r>
         <w:rPr>
           <w:rFonts w:ascii="Times New Roman" w:hAnsi="Times New Roman" w:eastAsia="宋体" w:cs="Times New Roman"/>
@@ -10982,17 +10946,14 @@
         </w:rPr>
         <w:t>变亮</w:t>
       </w:r>
-    </w:p>
-    <w:p>
-      <w:pPr>
-        <w:shd w:val="clear" w:color="auto" w:fill="auto"/>
-        <w:rPr>
-          <w:sz w:val="21"/>
-          <w:szCs w:val="21"/>
-        </w:rPr>
-        <w:spacing w:before="0" w:after="0" w:line="300" w:lineRule="auto"/>
-        <w:jc w:val="left"/>
-      </w:pPr>
+      <w:r>
+        <w:rPr>
+          <w:rFonts w:ascii="Times New Roman" w:hAnsi="Times New Roman" w:eastAsia="宋体" w:cs="Times New Roman"/>
+          <w:sz w:val="21"/>
+          <w:szCs w:val="21"/>
+        </w:rPr>
+        <w:t>；</w:t>
+      </w:r>
       <w:r>
         <w:rPr>
           <w:rFonts w:ascii="Times New Roman" w:hAnsi="Times New Roman" w:eastAsia="宋体" w:cs="Times New Roman"/>
@@ -12593,17 +12554,14 @@
         </w:rPr>
         <w:t>是电流互感器，且为降压变压器</w:t>
       </w:r>
-    </w:p>
-    <w:p>
-      <w:pPr>
-        <w:shd w:val="clear" w:color="auto" w:fill="auto"/>
-        <w:rPr>
-          <w:sz w:val="21"/>
-          <w:szCs w:val="21"/>
-        </w:rPr>
-        <w:spacing w:before="0" w:after="0" w:line="300" w:lineRule="auto"/>
-        <w:jc w:val="left"/>
-      </w:pPr>
+      <w:r>
+        <w:rPr>
+          <w:rFonts w:ascii="Times New Roman" w:hAnsi="Times New Roman" w:eastAsia="宋体" w:cs="Times New Roman"/>
+          <w:sz w:val="21"/>
+          <w:szCs w:val="21"/>
+        </w:rPr>
+        <w:t>；</w:t>
+      </w:r>
       <w:r>
         <w:rPr>
           <w:rFonts w:ascii="Times New Roman" w:hAnsi="Times New Roman" w:eastAsia="宋体" w:cs="Times New Roman"/>
@@ -13781,17 +13739,14 @@
           <m:t>V</m:t>
         </m:r>
       </m:oMath>
-    </w:p>
-    <w:p>
-      <w:pPr>
-        <w:shd w:val="clear" w:color="auto" w:fill="auto"/>
-        <w:rPr>
-          <w:sz w:val="21"/>
-          <w:szCs w:val="21"/>
-        </w:rPr>
-        <w:spacing w:before="0" w:after="0" w:line="300" w:lineRule="auto"/>
-        <w:jc w:val="left"/>
-      </w:pPr>
+      <w:r>
+        <w:rPr>
+          <w:rFonts w:ascii="Times New Roman" w:hAnsi="Times New Roman" w:eastAsia="宋体" w:cs="Times New Roman"/>
+          <w:sz w:val="21"/>
+          <w:szCs w:val="21"/>
+        </w:rPr>
+        <w:t>；</w:t>
+      </w:r>
       <w:r>
         <w:rPr>
           <w:rFonts w:ascii="Times New Roman" w:hAnsi="Times New Roman" w:eastAsia="宋体" w:cs="Times New Roman"/>
@@ -13800,17 +13755,14 @@
         </w:rPr>
         <w:t>B．若电压表与电流表示数分别是10V和1A，变压器原制线圈匝数比为9∶7</w:t>
       </w:r>
-    </w:p>
-    <w:p>
-      <w:pPr>
-        <w:shd w:val="clear" w:color="auto" w:fill="auto"/>
-        <w:rPr>
-          <w:sz w:val="21"/>
-          <w:szCs w:val="21"/>
-        </w:rPr>
-        <w:spacing w:before="0" w:after="0" w:line="300" w:lineRule="auto"/>
-        <w:jc w:val="left"/>
-      </w:pPr>
+      <w:r>
+        <w:rPr>
+          <w:rFonts w:ascii="Times New Roman" w:hAnsi="Times New Roman" w:eastAsia="宋体" w:cs="Times New Roman"/>
+          <w:sz w:val="21"/>
+          <w:szCs w:val="21"/>
+        </w:rPr>
+        <w:t>；</w:t>
+      </w:r>
       <w:r>
         <w:rPr>
           <w:rFonts w:ascii="Times New Roman" w:hAnsi="Times New Roman" w:eastAsia="宋体" w:cs="Times New Roman"/>
@@ -13819,17 +13771,14 @@
         </w:rPr>
         <w:t>C．当滑动变阻器滑动触头向上滑动时，电压表读数变大，电流表读数变小</w:t>
       </w:r>
-    </w:p>
-    <w:p>
-      <w:pPr>
-        <w:shd w:val="clear" w:color="auto" w:fill="auto"/>
-        <w:rPr>
-          <w:sz w:val="21"/>
-          <w:szCs w:val="21"/>
-        </w:rPr>
-        <w:spacing w:before="0" w:after="0" w:line="300" w:lineRule="auto"/>
-        <w:jc w:val="left"/>
-      </w:pPr>
+      <w:r>
+        <w:rPr>
+          <w:rFonts w:ascii="Times New Roman" w:hAnsi="Times New Roman" w:eastAsia="宋体" w:cs="Times New Roman"/>
+          <w:sz w:val="21"/>
+          <w:szCs w:val="21"/>
+        </w:rPr>
+        <w:t>；</w:t>
+      </w:r>
       <w:r>
         <w:rPr>
           <w:rFonts w:ascii="Times New Roman" w:hAnsi="Times New Roman" w:eastAsia="宋体" w:cs="Times New Roman"/>
@@ -17230,17 +17179,14 @@
         </w:rPr>
         <w:t>A．“嗡嗡”声来自副线圈中电流流动的声音</w:t>
       </w:r>
-    </w:p>
-    <w:p>
-      <w:pPr>
-        <w:shd w:val="clear" w:color="auto" w:fill="auto"/>
-        <w:rPr>
-          <w:sz w:val="21"/>
-          <w:szCs w:val="21"/>
-        </w:rPr>
-        <w:spacing w:before="0" w:after="0" w:line="300" w:lineRule="auto"/>
-        <w:jc w:val="left"/>
-      </w:pPr>
+      <w:r>
+        <w:rPr>
+          <w:rFonts w:ascii="Times New Roman" w:hAnsi="Times New Roman" w:eastAsia="宋体" w:cs="Times New Roman"/>
+          <w:sz w:val="21"/>
+          <w:szCs w:val="21"/>
+        </w:rPr>
+        <w:t>；</w:t>
+      </w:r>
       <w:r>
         <w:rPr>
           <w:rFonts w:ascii="Times New Roman" w:hAnsi="Times New Roman" w:eastAsia="宋体" w:cs="Times New Roman"/>
@@ -17249,17 +17195,14 @@
         </w:rPr>
         <w:t>B．“嗡嗡”声是由于铁芯中存在过大的涡流而发出的</w:t>
       </w:r>
-    </w:p>
-    <w:p>
-      <w:pPr>
-        <w:shd w:val="clear" w:color="auto" w:fill="auto"/>
-        <w:rPr>
-          <w:sz w:val="21"/>
-          <w:szCs w:val="21"/>
-        </w:rPr>
-        <w:spacing w:before="0" w:after="0" w:line="300" w:lineRule="auto"/>
-        <w:jc w:val="left"/>
-      </w:pPr>
+      <w:r>
+        <w:rPr>
+          <w:rFonts w:ascii="Times New Roman" w:hAnsi="Times New Roman" w:eastAsia="宋体" w:cs="Times New Roman"/>
+          <w:sz w:val="21"/>
+          <w:szCs w:val="21"/>
+        </w:rPr>
+        <w:t>；</w:t>
+      </w:r>
       <w:r>
         <w:rPr>
           <w:rFonts w:ascii="Times New Roman" w:hAnsi="Times New Roman" w:eastAsia="宋体" w:cs="Times New Roman"/>

--- a/高中物理/高中物理同步/人教版选必2 第3章 交变电流·落选题清单（14题）.docx
+++ b/高中物理/高中物理同步/人教版选必2 第3章 交变电流·落选题清单（14题）.docx
@@ -17566,7 +17566,8 @@
     </w:p>
     <w:sectPr>
       <w:pgSz w:w="11906" w:h="16838"/>
-      <w:pgMar w:top="720" w:right="720" w:bottom="720" w:left="720" w:header="567" w:footer="567" w:gutter="0"/>
+      <w:pgMar w:top="720" w:right="720" w:bottom="720" w:left="720" w:header="567" w:footer="720" w:gutter="0"/>
+      <w:pgNumType w:start="1"/>
       <w:footerReference w:type="default" r:id="rId9"/>
       <w:cols w:space="720"/>
       <w:docGrid w:linePitch="360"/>
@@ -17576,16 +17577,55 @@
 </file>
 
 <file path=word/footer1.xml><?xml version="1.0" encoding="utf-8"?>
-<w:ftr xmlns:m="http://schemas.openxmlformats.org/officeDocument/2006/math" xmlns:mc="http://schemas.openxmlformats.org/markup-compatibility/2006" xmlns:mo="http://schemas.microsoft.com/office/mac/office/2008/main" xmlns:mv="urn:schemas-microsoft-com:mac:vml" xmlns:o="urn:schemas-microsoft-com:office:office" xmlns:r="http://schemas.openxmlformats.org/officeDocument/2006/relationships" xmlns:v="urn:schemas-microsoft-com:vml" xmlns:w10="urn:schemas-microsoft-com:office:word" xmlns:w14="http://schemas.microsoft.com/office/word/2010/wordml" xmlns:w="http://schemas.openxmlformats.org/wordprocessingml/2006/main" xmlns:wne="http://schemas.microsoft.com/office/word/2006/wordml" xmlns:wp14="http://schemas.microsoft.com/office/word/2010/wordprocessingDrawing" xmlns:wp="http://schemas.openxmlformats.org/drawingml/2006/wordprocessingDrawing" xmlns:wpc="http://schemas.microsoft.com/office/word/2010/wordprocessingCanvas" xmlns:wpg="http://schemas.microsoft.com/office/word/2010/wordprocessingGroup" xmlns:wpi="http://schemas.microsoft.com/office/word/2010/wordprocessingInk" xmlns:wps="http://schemas.microsoft.com/office/word/2010/wordprocessingShape" mc:Ignorable="w14 wp14">
+<w:ftr xmlns:w="http://schemas.openxmlformats.org/wordprocessingml/2006/main">
   <w:p>
     <w:pPr>
-      <w:pStyle w:val="Footer"/>
+      <w:jc w:val="center"/>
     </w:pPr>
+    <w:r>
+      <w:rPr>
+        <w:rFonts w:ascii="Times New Roman" w:hAnsi="Times New Roman" w:eastAsia="宋体"/>
+        <w:sz w:val="21"/>
+        <w:szCs w:val="21"/>
+      </w:rPr>
+      <w:t xml:space="preserve">第</w:t>
+    </w:r>
     <w:fldSimple w:instr=" PAGE ">
       <w:r>
-        <w:t>1</w:t>
+        <w:rPr>
+          <w:rFonts w:ascii="Times New Roman" w:hAnsi="Times New Roman" w:eastAsia="宋体"/>
+          <w:sz w:val="21"/>
+          <w:szCs w:val="21"/>
+        </w:rPr>
+        <w:t xml:space="preserve">1</w:t>
       </w:r>
     </w:fldSimple>
+    <w:r>
+      <w:rPr>
+        <w:rFonts w:ascii="Times New Roman" w:hAnsi="Times New Roman" w:eastAsia="宋体"/>
+        <w:sz w:val="21"/>
+        <w:szCs w:val="21"/>
+      </w:rPr>
+      <w:t xml:space="preserve">页（共</w:t>
+    </w:r>
+    <w:fldSimple w:instr=" NUMPAGES ">
+      <w:r>
+        <w:rPr>
+          <w:rFonts w:ascii="Times New Roman" w:hAnsi="Times New Roman" w:eastAsia="宋体"/>
+          <w:sz w:val="21"/>
+          <w:szCs w:val="21"/>
+        </w:rPr>
+        <w:t xml:space="preserve">1</w:t>
+      </w:r>
+    </w:fldSimple>
+    <w:r>
+      <w:rPr>
+        <w:rFonts w:ascii="Times New Roman" w:hAnsi="Times New Roman" w:eastAsia="宋体"/>
+        <w:sz w:val="21"/>
+        <w:szCs w:val="21"/>
+      </w:rPr>
+      <w:t xml:space="preserve">页）</w:t>
+    </w:r>
   </w:p>
 </w:ftr>
 </file>
